--- a/media/R4444/form_template/sm/说明追踪.docx
+++ b/media/R4444/form_template/sm/说明追踪.docx
@@ -1,50 +1,13 @@
 
 <file path=word/document.xml><?xml version="1.0" encoding="utf-8"?>
-<w:document xmlns:wpc="http://schemas.microsoft.com/office/word/2010/wordprocessingCanvas" xmlns:cx="http://schemas.microsoft.com/office/drawing/2014/chartex" xmlns:cx1="http://schemas.microsoft.com/office/drawing/2015/9/8/chartex" xmlns:cx2="http://schemas.microsoft.com/office/drawing/2015/10/21/chartex" xmlns:cx3="http://schemas.microsoft.com/office/drawing/2016/5/9/chartex" xmlns:cx4="http://schemas.microsoft.com/office/drawing/2016/5/10/chartex" xmlns:cx5="http://schemas.microsoft.com/office/drawing/2016/5/11/chartex" xmlns:cx6="http://schemas.microsoft.com/office/drawing/2016/5/12/chartex" xmlns:cx7="http://schemas.microsoft.com/office/drawing/2016/5/13/chartex" xmlns:cx8="http://schemas.microsoft.com/office/drawing/2016/5/14/chartex" xmlns:mc="http://schemas.openxmlformats.org/markup-compatibility/2006" xmlns:aink="http://schemas.microsoft.com/office/drawing/2016/ink" xmlns:am3d="http://schemas.microsoft.com/office/drawing/2017/model3d" xmlns:o="urn:schemas-microsoft-com:office:office" xmlns:oel="http://schemas.microsoft.com/office/2019/extlst" xmlns:r="http://schemas.openxmlformats.org/officeDocument/2006/relationships" xmlns:m="http://schemas.openxmlformats.org/officeDocument/2006/math" xmlns:v="urn:schemas-microsoft-com:vml" xmlns:wp14="http://schemas.microsoft.com/office/word/2010/wordprocessingDrawing" xmlns:wp="http://schemas.openxmlformats.org/drawingml/2006/wordprocessingDrawing" xmlns:w10="urn:schemas-microsoft-com:office:word" xmlns:w="http://schemas.openxmlformats.org/wordprocessingml/2006/main" xmlns:w14="http://schemas.microsoft.com/office/word/2010/wordml" xmlns:w15="http://schemas.microsoft.com/office/word/2012/wordml" xmlns:w16cex="http://schemas.microsoft.com/office/word/2018/wordml/cex" xmlns:w16cid="http://schemas.microsoft.com/office/word/2016/wordml/cid" xmlns:w16="http://schemas.microsoft.com/office/word/2018/wordml" xmlns:w16sdtdh="http://schemas.microsoft.com/office/word/2020/wordml/sdtdatahash" xmlns:w16se="http://schemas.microsoft.com/office/word/2015/wordml/symex" xmlns:wpg="http://schemas.microsoft.com/office/word/2010/wordprocessingGroup" xmlns:wpi="http://schemas.microsoft.com/office/word/2010/wordprocessingInk" xmlns:wne="http://schemas.microsoft.com/office/word/2006/wordml" xmlns:wps="http://schemas.microsoft.com/office/word/2010/wordprocessingShape" mc:Ignorable="w14 w15 w16se w16cid w16 w16cex w16sdtdh wp14">
+<w:document xmlns:wpc="http://schemas.microsoft.com/office/word/2010/wordprocessingCanvas" xmlns:cx="http://schemas.microsoft.com/office/drawing/2014/chartex" xmlns:cx1="http://schemas.microsoft.com/office/drawing/2015/9/8/chartex" xmlns:cx2="http://schemas.microsoft.com/office/drawing/2015/10/21/chartex" xmlns:cx3="http://schemas.microsoft.com/office/drawing/2016/5/9/chartex" xmlns:cx4="http://schemas.microsoft.com/office/drawing/2016/5/10/chartex" xmlns:cx5="http://schemas.microsoft.com/office/drawing/2016/5/11/chartex" xmlns:cx6="http://schemas.microsoft.com/office/drawing/2016/5/12/chartex" xmlns:cx7="http://schemas.microsoft.com/office/drawing/2016/5/13/chartex" xmlns:cx8="http://schemas.microsoft.com/office/drawing/2016/5/14/chartex" xmlns:mc="http://schemas.openxmlformats.org/markup-compatibility/2006" xmlns:aink="http://schemas.microsoft.com/office/drawing/2016/ink" xmlns:am3d="http://schemas.microsoft.com/office/drawing/2017/model3d" xmlns:o="urn:schemas-microsoft-com:office:office" xmlns:oel="http://schemas.microsoft.com/office/2019/extlst" xmlns:r="http://schemas.openxmlformats.org/officeDocument/2006/relationships" xmlns:m="http://schemas.openxmlformats.org/officeDocument/2006/math" xmlns:v="urn:schemas-microsoft-com:vml" xmlns:wp14="http://schemas.microsoft.com/office/word/2010/wordprocessingDrawing" xmlns:wp="http://schemas.openxmlformats.org/drawingml/2006/wordprocessingDrawing" xmlns:w10="urn:schemas-microsoft-com:office:word" xmlns:w="http://schemas.openxmlformats.org/wordprocessingml/2006/main" xmlns:w14="http://schemas.microsoft.com/office/word/2010/wordml" xmlns:w15="http://schemas.microsoft.com/office/word/2012/wordml" xmlns:w16cex="http://schemas.microsoft.com/office/word/2018/wordml/cex" xmlns:w16cid="http://schemas.microsoft.com/office/word/2016/wordml/cid" xmlns:w16="http://schemas.microsoft.com/office/word/2018/wordml" xmlns:w16du="http://schemas.microsoft.com/office/word/2023/wordml/word16du" xmlns:w16sdtdh="http://schemas.microsoft.com/office/word/2020/wordml/sdtdatahash" xmlns:w16se="http://schemas.microsoft.com/office/word/2015/wordml/symex" xmlns:wpg="http://schemas.microsoft.com/office/word/2010/wordprocessingGroup" xmlns:wpi="http://schemas.microsoft.com/office/word/2010/wordprocessingInk" xmlns:wne="http://schemas.microsoft.com/office/word/2006/wordml" xmlns:wps="http://schemas.microsoft.com/office/word/2010/wordprocessingShape" mc:Ignorable="w14 w15 w16se w16cid w16 w16cex w16sdtdh w16du wp14">
   <w:body>
-    <w:p>
-      <w:r>
-        <w:rPr>
-          <w:rFonts w:hint="eastAsia"/>
-        </w:rPr>
-        <w:t>{%p if False %}</w:t>
-      </w:r>
-    </w:p>
-    <w:p>
-      <w:r>
-        <w:rPr>
-          <w:rFonts w:hint="eastAsia"/>
-        </w:rPr>
-        <w:t>参数列表：</w:t>
-      </w:r>
-    </w:p>
-    <w:p>
-      <w:pPr>
-        <w:rPr>
-          <w:rFonts w:hint="eastAsia"/>
-        </w:rPr>
-      </w:pPr>
-    </w:p>
-    <w:p>
-      <w:r>
-        <w:tab/>
-      </w:r>
-      <w:r>
-        <w:tab/>
-      </w:r>
-      <w:r>
-        <w:rPr>
-          <w:rFonts w:hint="eastAsia"/>
-        </w:rPr>
-        <w:t>{%p endif%}</w:t>
-      </w:r>
-    </w:p>
     <w:p>
       <w:pPr>
         <w:pStyle w:val="af0"/>
         <w:jc w:val="center"/>
         <w:rPr>
-          <w:rFonts w:ascii="黑体" w:hAnsi="黑体"/>
+          <w:rFonts w:ascii="黑体" w:hAnsi="黑体" w:hint="eastAsia"/>
           <w:sz w:val="21"/>
           <w:szCs w:val="21"/>
         </w:rPr>
@@ -232,7 +195,7 @@
               <w:pStyle w:val="14"/>
               <w:jc w:val="center"/>
               <w:rPr>
-                <w:rFonts w:ascii="黑体" w:eastAsia="黑体" w:hAnsi="黑体"/>
+                <w:rFonts w:ascii="黑体" w:eastAsia="黑体" w:hAnsi="黑体" w:hint="eastAsia"/>
                 <w:sz w:val="21"/>
                 <w:szCs w:val="21"/>
               </w:rPr>
@@ -257,7 +220,7 @@
               <w:pStyle w:val="14"/>
               <w:jc w:val="center"/>
               <w:rPr>
-                <w:rFonts w:ascii="黑体" w:eastAsia="黑体" w:hAnsi="黑体"/>
+                <w:rFonts w:ascii="黑体" w:eastAsia="黑体" w:hAnsi="黑体" w:hint="eastAsia"/>
                 <w:sz w:val="21"/>
                 <w:szCs w:val="21"/>
               </w:rPr>
@@ -282,7 +245,7 @@
               <w:pStyle w:val="14"/>
               <w:jc w:val="center"/>
               <w:rPr>
-                <w:rFonts w:ascii="黑体" w:eastAsia="黑体" w:hAnsi="黑体"/>
+                <w:rFonts w:ascii="黑体" w:eastAsia="黑体" w:hAnsi="黑体" w:hint="eastAsia"/>
                 <w:sz w:val="21"/>
                 <w:szCs w:val="21"/>
               </w:rPr>
@@ -307,7 +270,7 @@
               <w:pStyle w:val="14"/>
               <w:jc w:val="center"/>
               <w:rPr>
-                <w:rFonts w:ascii="黑体" w:eastAsia="黑体" w:hAnsi="黑体"/>
+                <w:rFonts w:ascii="黑体" w:eastAsia="黑体" w:hAnsi="黑体" w:hint="eastAsia"/>
                 <w:sz w:val="21"/>
                 <w:szCs w:val="21"/>
               </w:rPr>
@@ -332,7 +295,7 @@
               <w:pStyle w:val="14"/>
               <w:jc w:val="center"/>
               <w:rPr>
-                <w:rFonts w:ascii="黑体" w:eastAsia="黑体" w:hAnsi="黑体"/>
+                <w:rFonts w:ascii="黑体" w:eastAsia="黑体" w:hAnsi="黑体" w:hint="eastAsia"/>
                 <w:sz w:val="21"/>
                 <w:szCs w:val="21"/>
               </w:rPr>
@@ -357,7 +320,7 @@
               <w:pStyle w:val="14"/>
               <w:jc w:val="center"/>
               <w:rPr>
-                <w:rFonts w:ascii="黑体" w:eastAsia="黑体" w:hAnsi="黑体"/>
+                <w:rFonts w:ascii="黑体" w:eastAsia="黑体" w:hAnsi="黑体" w:hint="eastAsia"/>
                 <w:sz w:val="21"/>
                 <w:szCs w:val="21"/>
               </w:rPr>
@@ -382,7 +345,7 @@
               <w:pStyle w:val="14"/>
               <w:jc w:val="center"/>
               <w:rPr>
-                <w:rFonts w:ascii="黑体" w:eastAsia="黑体" w:hAnsi="黑体"/>
+                <w:rFonts w:ascii="黑体" w:eastAsia="黑体" w:hAnsi="黑体" w:hint="eastAsia"/>
                 <w:sz w:val="21"/>
                 <w:szCs w:val="21"/>
               </w:rPr>
@@ -407,7 +370,7 @@
               <w:pStyle w:val="14"/>
               <w:jc w:val="center"/>
               <w:rPr>
-                <w:rFonts w:ascii="黑体" w:eastAsia="黑体" w:hAnsi="黑体"/>
+                <w:rFonts w:ascii="黑体" w:eastAsia="黑体" w:hAnsi="黑体" w:hint="eastAsia"/>
                 <w:sz w:val="21"/>
                 <w:szCs w:val="21"/>
               </w:rPr>
@@ -489,7 +452,13 @@
               <w:t>demand</w:t>
             </w:r>
             <w:r>
-              <w:t xml:space="preserve"> in design.test_demand %}</w:t>
+              <w:t xml:space="preserve"> in design.</w:t>
+            </w:r>
+            <w:r>
+              <w:t>test_demand</w:t>
+            </w:r>
+            <w:r>
+              <w:t xml:space="preserve"> %}</w:t>
             </w:r>
           </w:p>
         </w:tc>
@@ -571,7 +540,19 @@
               <w:rPr>
                 <w:szCs w:val="21"/>
               </w:rPr>
-              <w:t>{{design.chapter}}</w:t>
+              <w:t>{{design.</w:t>
+            </w:r>
+            <w:r>
+              <w:rPr>
+                <w:szCs w:val="21"/>
+              </w:rPr>
+              <w:t>chapter</w:t>
+            </w:r>
+            <w:r>
+              <w:rPr>
+                <w:szCs w:val="21"/>
+              </w:rPr>
+              <w:t>}}</w:t>
             </w:r>
             <w:r>
               <w:rPr>
@@ -602,7 +583,6 @@
           <w:p>
             <w:pPr>
               <w:rPr>
-                <w:rFonts w:hint="eastAsia"/>
                 <w:szCs w:val="21"/>
               </w:rPr>
             </w:pPr>
@@ -651,7 +631,6 @@
               <w:spacing w:line="240" w:lineRule="auto"/>
               <w:ind w:firstLineChars="0" w:firstLine="0"/>
               <w:rPr>
-                <w:rFonts w:hint="eastAsia"/>
                 <w:sz w:val="21"/>
                 <w:szCs w:val="21"/>
               </w:rPr>
@@ -662,23 +641,7 @@
                 <w:sz w:val="21"/>
                 <w:szCs w:val="21"/>
               </w:rPr>
-              <w:t>{{</w:t>
-            </w:r>
-            <w:r>
-              <w:rPr>
-                <w:rFonts w:hint="eastAsia"/>
-                <w:sz w:val="21"/>
-                <w:szCs w:val="21"/>
-              </w:rPr>
-              <w:t>demand</w:t>
-            </w:r>
-            <w:r>
-              <w:rPr>
-                <w:rFonts w:hint="eastAsia"/>
-                <w:sz w:val="21"/>
-                <w:szCs w:val="21"/>
-              </w:rPr>
-              <w:t>.chapter}}</w:t>
+              <w:t>{{demand.chapter}}</w:t>
             </w:r>
             <w:r>
               <w:rPr>
@@ -700,7 +663,6 @@
               <w:spacing w:line="240" w:lineRule="auto"/>
               <w:ind w:firstLineChars="0" w:firstLine="0"/>
               <w:rPr>
-                <w:rFonts w:hint="eastAsia"/>
                 <w:sz w:val="21"/>
                 <w:szCs w:val="21"/>
               </w:rPr>
@@ -748,7 +710,6 @@
               <w:spacing w:line="240" w:lineRule="auto"/>
               <w:ind w:firstLineChars="0" w:firstLine="0"/>
               <w:rPr>
-                <w:rFonts w:hint="eastAsia"/>
                 <w:sz w:val="21"/>
                 <w:szCs w:val="21"/>
               </w:rPr>
@@ -778,7 +739,6 @@
           <w:p>
             <w:pPr>
               <w:rPr>
-                <w:rFonts w:hint="eastAsia"/>
                 <w:szCs w:val="21"/>
               </w:rPr>
             </w:pPr>
@@ -807,21 +767,7 @@
                 <w:rFonts w:hint="eastAsia"/>
                 <w:szCs w:val="21"/>
               </w:rPr>
-              <w:t>{{case.</w:t>
-            </w:r>
-            <w:r>
-              <w:rPr>
-                <w:rFonts w:hint="eastAsia"/>
-                <w:szCs w:val="21"/>
-              </w:rPr>
-              <w:t>ident</w:t>
-            </w:r>
-            <w:r>
-              <w:rPr>
-                <w:rFonts w:hint="eastAsia"/>
-                <w:szCs w:val="21"/>
-              </w:rPr>
-              <w:t>}}</w:t>
+              <w:t>{{case.ident}}</w:t>
             </w:r>
           </w:p>
         </w:tc>
@@ -926,7 +872,7 @@
 </file>
 
 <file path=word/endnotes.xml><?xml version="1.0" encoding="utf-8"?>
-<w:endnotes xmlns:wpc="http://schemas.microsoft.com/office/word/2010/wordprocessingCanvas" xmlns:cx="http://schemas.microsoft.com/office/drawing/2014/chartex" xmlns:cx1="http://schemas.microsoft.com/office/drawing/2015/9/8/chartex" xmlns:cx2="http://schemas.microsoft.com/office/drawing/2015/10/21/chartex" xmlns:cx3="http://schemas.microsoft.com/office/drawing/2016/5/9/chartex" xmlns:cx4="http://schemas.microsoft.com/office/drawing/2016/5/10/chartex" xmlns:cx5="http://schemas.microsoft.com/office/drawing/2016/5/11/chartex" xmlns:cx6="http://schemas.microsoft.com/office/drawing/2016/5/12/chartex" xmlns:cx7="http://schemas.microsoft.com/office/drawing/2016/5/13/chartex" xmlns:cx8="http://schemas.microsoft.com/office/drawing/2016/5/14/chartex" xmlns:mc="http://schemas.openxmlformats.org/markup-compatibility/2006" xmlns:aink="http://schemas.microsoft.com/office/drawing/2016/ink" xmlns:am3d="http://schemas.microsoft.com/office/drawing/2017/model3d" xmlns:o="urn:schemas-microsoft-com:office:office" xmlns:oel="http://schemas.microsoft.com/office/2019/extlst" xmlns:r="http://schemas.openxmlformats.org/officeDocument/2006/relationships" xmlns:m="http://schemas.openxmlformats.org/officeDocument/2006/math" xmlns:v="urn:schemas-microsoft-com:vml" xmlns:wp14="http://schemas.microsoft.com/office/word/2010/wordprocessingDrawing" xmlns:wp="http://schemas.openxmlformats.org/drawingml/2006/wordprocessingDrawing" xmlns:w10="urn:schemas-microsoft-com:office:word" xmlns:w="http://schemas.openxmlformats.org/wordprocessingml/2006/main" xmlns:w14="http://schemas.microsoft.com/office/word/2010/wordml" xmlns:w15="http://schemas.microsoft.com/office/word/2012/wordml" xmlns:w16cex="http://schemas.microsoft.com/office/word/2018/wordml/cex" xmlns:w16cid="http://schemas.microsoft.com/office/word/2016/wordml/cid" xmlns:w16="http://schemas.microsoft.com/office/word/2018/wordml" xmlns:w16sdtdh="http://schemas.microsoft.com/office/word/2020/wordml/sdtdatahash" xmlns:w16se="http://schemas.microsoft.com/office/word/2015/wordml/symex" xmlns:wpg="http://schemas.microsoft.com/office/word/2010/wordprocessingGroup" xmlns:wpi="http://schemas.microsoft.com/office/word/2010/wordprocessingInk" xmlns:wne="http://schemas.microsoft.com/office/word/2006/wordml" xmlns:wps="http://schemas.microsoft.com/office/word/2010/wordprocessingShape" mc:Ignorable="w14 w15 w16se w16cid w16 w16cex w16sdtdh wp14">
+<w:endnotes xmlns:wpc="http://schemas.microsoft.com/office/word/2010/wordprocessingCanvas" xmlns:cx="http://schemas.microsoft.com/office/drawing/2014/chartex" xmlns:cx1="http://schemas.microsoft.com/office/drawing/2015/9/8/chartex" xmlns:cx2="http://schemas.microsoft.com/office/drawing/2015/10/21/chartex" xmlns:cx3="http://schemas.microsoft.com/office/drawing/2016/5/9/chartex" xmlns:cx4="http://schemas.microsoft.com/office/drawing/2016/5/10/chartex" xmlns:cx5="http://schemas.microsoft.com/office/drawing/2016/5/11/chartex" xmlns:cx6="http://schemas.microsoft.com/office/drawing/2016/5/12/chartex" xmlns:cx7="http://schemas.microsoft.com/office/drawing/2016/5/13/chartex" xmlns:cx8="http://schemas.microsoft.com/office/drawing/2016/5/14/chartex" xmlns:mc="http://schemas.openxmlformats.org/markup-compatibility/2006" xmlns:aink="http://schemas.microsoft.com/office/drawing/2016/ink" xmlns:am3d="http://schemas.microsoft.com/office/drawing/2017/model3d" xmlns:o="urn:schemas-microsoft-com:office:office" xmlns:oel="http://schemas.microsoft.com/office/2019/extlst" xmlns:r="http://schemas.openxmlformats.org/officeDocument/2006/relationships" xmlns:m="http://schemas.openxmlformats.org/officeDocument/2006/math" xmlns:v="urn:schemas-microsoft-com:vml" xmlns:wp14="http://schemas.microsoft.com/office/word/2010/wordprocessingDrawing" xmlns:wp="http://schemas.openxmlformats.org/drawingml/2006/wordprocessingDrawing" xmlns:w10="urn:schemas-microsoft-com:office:word" xmlns:w="http://schemas.openxmlformats.org/wordprocessingml/2006/main" xmlns:w14="http://schemas.microsoft.com/office/word/2010/wordml" xmlns:w15="http://schemas.microsoft.com/office/word/2012/wordml" xmlns:w16cex="http://schemas.microsoft.com/office/word/2018/wordml/cex" xmlns:w16cid="http://schemas.microsoft.com/office/word/2016/wordml/cid" xmlns:w16="http://schemas.microsoft.com/office/word/2018/wordml" xmlns:w16du="http://schemas.microsoft.com/office/word/2023/wordml/word16du" xmlns:w16sdtdh="http://schemas.microsoft.com/office/word/2020/wordml/sdtdatahash" xmlns:w16se="http://schemas.microsoft.com/office/word/2015/wordml/symex" xmlns:wpg="http://schemas.microsoft.com/office/word/2010/wordprocessingGroup" xmlns:wpi="http://schemas.microsoft.com/office/word/2010/wordprocessingInk" xmlns:wne="http://schemas.microsoft.com/office/word/2006/wordml" xmlns:wps="http://schemas.microsoft.com/office/word/2010/wordprocessingShape" mc:Ignorable="w14 w15 w16se w16cid w16 w16cex w16sdtdh w16du wp14">
   <w:endnote w:type="separator" w:id="-1">
     <w:p>
       <w:r>
@@ -945,7 +891,7 @@
 </file>
 
 <file path=word/footer1.xml><?xml version="1.0" encoding="utf-8"?>
-<w:ftr xmlns:wpc="http://schemas.microsoft.com/office/word/2010/wordprocessingCanvas" xmlns:cx="http://schemas.microsoft.com/office/drawing/2014/chartex" xmlns:cx1="http://schemas.microsoft.com/office/drawing/2015/9/8/chartex" xmlns:cx2="http://schemas.microsoft.com/office/drawing/2015/10/21/chartex" xmlns:cx3="http://schemas.microsoft.com/office/drawing/2016/5/9/chartex" xmlns:cx4="http://schemas.microsoft.com/office/drawing/2016/5/10/chartex" xmlns:cx5="http://schemas.microsoft.com/office/drawing/2016/5/11/chartex" xmlns:cx6="http://schemas.microsoft.com/office/drawing/2016/5/12/chartex" xmlns:cx7="http://schemas.microsoft.com/office/drawing/2016/5/13/chartex" xmlns:cx8="http://schemas.microsoft.com/office/drawing/2016/5/14/chartex" xmlns:mc="http://schemas.openxmlformats.org/markup-compatibility/2006" xmlns:aink="http://schemas.microsoft.com/office/drawing/2016/ink" xmlns:am3d="http://schemas.microsoft.com/office/drawing/2017/model3d" xmlns:o="urn:schemas-microsoft-com:office:office" xmlns:oel="http://schemas.microsoft.com/office/2019/extlst" xmlns:r="http://schemas.openxmlformats.org/officeDocument/2006/relationships" xmlns:m="http://schemas.openxmlformats.org/officeDocument/2006/math" xmlns:v="urn:schemas-microsoft-com:vml" xmlns:wp14="http://schemas.microsoft.com/office/word/2010/wordprocessingDrawing" xmlns:wp="http://schemas.openxmlformats.org/drawingml/2006/wordprocessingDrawing" xmlns:w10="urn:schemas-microsoft-com:office:word" xmlns:w="http://schemas.openxmlformats.org/wordprocessingml/2006/main" xmlns:w14="http://schemas.microsoft.com/office/word/2010/wordml" xmlns:w15="http://schemas.microsoft.com/office/word/2012/wordml" xmlns:w16cex="http://schemas.microsoft.com/office/word/2018/wordml/cex" xmlns:w16cid="http://schemas.microsoft.com/office/word/2016/wordml/cid" xmlns:w16="http://schemas.microsoft.com/office/word/2018/wordml" xmlns:w16sdtdh="http://schemas.microsoft.com/office/word/2020/wordml/sdtdatahash" xmlns:w16se="http://schemas.microsoft.com/office/word/2015/wordml/symex" xmlns:wpg="http://schemas.microsoft.com/office/word/2010/wordprocessingGroup" xmlns:wpi="http://schemas.microsoft.com/office/word/2010/wordprocessingInk" xmlns:wne="http://schemas.microsoft.com/office/word/2006/wordml" xmlns:wps="http://schemas.microsoft.com/office/word/2010/wordprocessingShape" mc:Ignorable="w14 w15 w16se w16cid w16 w16cex w16sdtdh wp14">
+<w:ftr xmlns:wpc="http://schemas.microsoft.com/office/word/2010/wordprocessingCanvas" xmlns:cx="http://schemas.microsoft.com/office/drawing/2014/chartex" xmlns:cx1="http://schemas.microsoft.com/office/drawing/2015/9/8/chartex" xmlns:cx2="http://schemas.microsoft.com/office/drawing/2015/10/21/chartex" xmlns:cx3="http://schemas.microsoft.com/office/drawing/2016/5/9/chartex" xmlns:cx4="http://schemas.microsoft.com/office/drawing/2016/5/10/chartex" xmlns:cx5="http://schemas.microsoft.com/office/drawing/2016/5/11/chartex" xmlns:cx6="http://schemas.microsoft.com/office/drawing/2016/5/12/chartex" xmlns:cx7="http://schemas.microsoft.com/office/drawing/2016/5/13/chartex" xmlns:cx8="http://schemas.microsoft.com/office/drawing/2016/5/14/chartex" xmlns:mc="http://schemas.openxmlformats.org/markup-compatibility/2006" xmlns:aink="http://schemas.microsoft.com/office/drawing/2016/ink" xmlns:am3d="http://schemas.microsoft.com/office/drawing/2017/model3d" xmlns:o="urn:schemas-microsoft-com:office:office" xmlns:oel="http://schemas.microsoft.com/office/2019/extlst" xmlns:r="http://schemas.openxmlformats.org/officeDocument/2006/relationships" xmlns:m="http://schemas.openxmlformats.org/officeDocument/2006/math" xmlns:v="urn:schemas-microsoft-com:vml" xmlns:wp14="http://schemas.microsoft.com/office/word/2010/wordprocessingDrawing" xmlns:wp="http://schemas.openxmlformats.org/drawingml/2006/wordprocessingDrawing" xmlns:w10="urn:schemas-microsoft-com:office:word" xmlns:w="http://schemas.openxmlformats.org/wordprocessingml/2006/main" xmlns:w14="http://schemas.microsoft.com/office/word/2010/wordml" xmlns:w15="http://schemas.microsoft.com/office/word/2012/wordml" xmlns:w16cex="http://schemas.microsoft.com/office/word/2018/wordml/cex" xmlns:w16cid="http://schemas.microsoft.com/office/word/2016/wordml/cid" xmlns:w16="http://schemas.microsoft.com/office/word/2018/wordml" xmlns:w16du="http://schemas.microsoft.com/office/word/2023/wordml/word16du" xmlns:w16sdtdh="http://schemas.microsoft.com/office/word/2020/wordml/sdtdatahash" xmlns:w16se="http://schemas.microsoft.com/office/word/2015/wordml/symex" xmlns:wpg="http://schemas.microsoft.com/office/word/2010/wordprocessingGroup" xmlns:wpi="http://schemas.microsoft.com/office/word/2010/wordprocessingInk" xmlns:wne="http://schemas.microsoft.com/office/word/2006/wordml" xmlns:wps="http://schemas.microsoft.com/office/word/2010/wordprocessingShape" mc:Ignorable="w14 w15 w16se w16cid w16 w16cex w16sdtdh w16du wp14">
   <w:p>
     <w:pPr>
       <w:ind w:firstLine="360"/>
@@ -955,7 +901,7 @@
 </file>
 
 <file path=word/footnotes.xml><?xml version="1.0" encoding="utf-8"?>
-<w:footnotes xmlns:wpc="http://schemas.microsoft.com/office/word/2010/wordprocessingCanvas" xmlns:cx="http://schemas.microsoft.com/office/drawing/2014/chartex" xmlns:cx1="http://schemas.microsoft.com/office/drawing/2015/9/8/chartex" xmlns:cx2="http://schemas.microsoft.com/office/drawing/2015/10/21/chartex" xmlns:cx3="http://schemas.microsoft.com/office/drawing/2016/5/9/chartex" xmlns:cx4="http://schemas.microsoft.com/office/drawing/2016/5/10/chartex" xmlns:cx5="http://schemas.microsoft.com/office/drawing/2016/5/11/chartex" xmlns:cx6="http://schemas.microsoft.com/office/drawing/2016/5/12/chartex" xmlns:cx7="http://schemas.microsoft.com/office/drawing/2016/5/13/chartex" xmlns:cx8="http://schemas.microsoft.com/office/drawing/2016/5/14/chartex" xmlns:mc="http://schemas.openxmlformats.org/markup-compatibility/2006" xmlns:aink="http://schemas.microsoft.com/office/drawing/2016/ink" xmlns:am3d="http://schemas.microsoft.com/office/drawing/2017/model3d" xmlns:o="urn:schemas-microsoft-com:office:office" xmlns:oel="http://schemas.microsoft.com/office/2019/extlst" xmlns:r="http://schemas.openxmlformats.org/officeDocument/2006/relationships" xmlns:m="http://schemas.openxmlformats.org/officeDocument/2006/math" xmlns:v="urn:schemas-microsoft-com:vml" xmlns:wp14="http://schemas.microsoft.com/office/word/2010/wordprocessingDrawing" xmlns:wp="http://schemas.openxmlformats.org/drawingml/2006/wordprocessingDrawing" xmlns:w10="urn:schemas-microsoft-com:office:word" xmlns:w="http://schemas.openxmlformats.org/wordprocessingml/2006/main" xmlns:w14="http://schemas.microsoft.com/office/word/2010/wordml" xmlns:w15="http://schemas.microsoft.com/office/word/2012/wordml" xmlns:w16cex="http://schemas.microsoft.com/office/word/2018/wordml/cex" xmlns:w16cid="http://schemas.microsoft.com/office/word/2016/wordml/cid" xmlns:w16="http://schemas.microsoft.com/office/word/2018/wordml" xmlns:w16sdtdh="http://schemas.microsoft.com/office/word/2020/wordml/sdtdatahash" xmlns:w16se="http://schemas.microsoft.com/office/word/2015/wordml/symex" xmlns:wpg="http://schemas.microsoft.com/office/word/2010/wordprocessingGroup" xmlns:wpi="http://schemas.microsoft.com/office/word/2010/wordprocessingInk" xmlns:wne="http://schemas.microsoft.com/office/word/2006/wordml" xmlns:wps="http://schemas.microsoft.com/office/word/2010/wordprocessingShape" mc:Ignorable="w14 w15 w16se w16cid w16 w16cex w16sdtdh wp14">
+<w:footnotes xmlns:wpc="http://schemas.microsoft.com/office/word/2010/wordprocessingCanvas" xmlns:cx="http://schemas.microsoft.com/office/drawing/2014/chartex" xmlns:cx1="http://schemas.microsoft.com/office/drawing/2015/9/8/chartex" xmlns:cx2="http://schemas.microsoft.com/office/drawing/2015/10/21/chartex" xmlns:cx3="http://schemas.microsoft.com/office/drawing/2016/5/9/chartex" xmlns:cx4="http://schemas.microsoft.com/office/drawing/2016/5/10/chartex" xmlns:cx5="http://schemas.microsoft.com/office/drawing/2016/5/11/chartex" xmlns:cx6="http://schemas.microsoft.com/office/drawing/2016/5/12/chartex" xmlns:cx7="http://schemas.microsoft.com/office/drawing/2016/5/13/chartex" xmlns:cx8="http://schemas.microsoft.com/office/drawing/2016/5/14/chartex" xmlns:mc="http://schemas.openxmlformats.org/markup-compatibility/2006" xmlns:aink="http://schemas.microsoft.com/office/drawing/2016/ink" xmlns:am3d="http://schemas.microsoft.com/office/drawing/2017/model3d" xmlns:o="urn:schemas-microsoft-com:office:office" xmlns:oel="http://schemas.microsoft.com/office/2019/extlst" xmlns:r="http://schemas.openxmlformats.org/officeDocument/2006/relationships" xmlns:m="http://schemas.openxmlformats.org/officeDocument/2006/math" xmlns:v="urn:schemas-microsoft-com:vml" xmlns:wp14="http://schemas.microsoft.com/office/word/2010/wordprocessingDrawing" xmlns:wp="http://schemas.openxmlformats.org/drawingml/2006/wordprocessingDrawing" xmlns:w10="urn:schemas-microsoft-com:office:word" xmlns:w="http://schemas.openxmlformats.org/wordprocessingml/2006/main" xmlns:w14="http://schemas.microsoft.com/office/word/2010/wordml" xmlns:w15="http://schemas.microsoft.com/office/word/2012/wordml" xmlns:w16cex="http://schemas.microsoft.com/office/word/2018/wordml/cex" xmlns:w16cid="http://schemas.microsoft.com/office/word/2016/wordml/cid" xmlns:w16="http://schemas.microsoft.com/office/word/2018/wordml" xmlns:w16du="http://schemas.microsoft.com/office/word/2023/wordml/word16du" xmlns:w16sdtdh="http://schemas.microsoft.com/office/word/2020/wordml/sdtdatahash" xmlns:w16se="http://schemas.microsoft.com/office/word/2015/wordml/symex" xmlns:wpg="http://schemas.microsoft.com/office/word/2010/wordprocessingGroup" xmlns:wpi="http://schemas.microsoft.com/office/word/2010/wordprocessingInk" xmlns:wne="http://schemas.microsoft.com/office/word/2006/wordml" xmlns:wps="http://schemas.microsoft.com/office/word/2010/wordprocessingShape" mc:Ignorable="w14 w15 w16se w16cid w16 w16cex w16sdtdh w16du wp14">
   <w:footnote w:type="separator" w:id="-1">
     <w:p>
       <w:r>
@@ -974,7 +920,7 @@
 </file>
 
 <file path=word/header1.xml><?xml version="1.0" encoding="utf-8"?>
-<w:hdr xmlns:wpc="http://schemas.microsoft.com/office/word/2010/wordprocessingCanvas" xmlns:cx="http://schemas.microsoft.com/office/drawing/2014/chartex" xmlns:cx1="http://schemas.microsoft.com/office/drawing/2015/9/8/chartex" xmlns:cx2="http://schemas.microsoft.com/office/drawing/2015/10/21/chartex" xmlns:cx3="http://schemas.microsoft.com/office/drawing/2016/5/9/chartex" xmlns:cx4="http://schemas.microsoft.com/office/drawing/2016/5/10/chartex" xmlns:cx5="http://schemas.microsoft.com/office/drawing/2016/5/11/chartex" xmlns:cx6="http://schemas.microsoft.com/office/drawing/2016/5/12/chartex" xmlns:cx7="http://schemas.microsoft.com/office/drawing/2016/5/13/chartex" xmlns:cx8="http://schemas.microsoft.com/office/drawing/2016/5/14/chartex" xmlns:mc="http://schemas.openxmlformats.org/markup-compatibility/2006" xmlns:aink="http://schemas.microsoft.com/office/drawing/2016/ink" xmlns:am3d="http://schemas.microsoft.com/office/drawing/2017/model3d" xmlns:o="urn:schemas-microsoft-com:office:office" xmlns:oel="http://schemas.microsoft.com/office/2019/extlst" xmlns:r="http://schemas.openxmlformats.org/officeDocument/2006/relationships" xmlns:m="http://schemas.openxmlformats.org/officeDocument/2006/math" xmlns:v="urn:schemas-microsoft-com:vml" xmlns:wp14="http://schemas.microsoft.com/office/word/2010/wordprocessingDrawing" xmlns:wp="http://schemas.openxmlformats.org/drawingml/2006/wordprocessingDrawing" xmlns:w10="urn:schemas-microsoft-com:office:word" xmlns:w="http://schemas.openxmlformats.org/wordprocessingml/2006/main" xmlns:w14="http://schemas.microsoft.com/office/word/2010/wordml" xmlns:w15="http://schemas.microsoft.com/office/word/2012/wordml" xmlns:w16cex="http://schemas.microsoft.com/office/word/2018/wordml/cex" xmlns:w16cid="http://schemas.microsoft.com/office/word/2016/wordml/cid" xmlns:w16="http://schemas.microsoft.com/office/word/2018/wordml" xmlns:w16sdtdh="http://schemas.microsoft.com/office/word/2020/wordml/sdtdatahash" xmlns:w16se="http://schemas.microsoft.com/office/word/2015/wordml/symex" xmlns:wpg="http://schemas.microsoft.com/office/word/2010/wordprocessingGroup" xmlns:wpi="http://schemas.microsoft.com/office/word/2010/wordprocessingInk" xmlns:wne="http://schemas.microsoft.com/office/word/2006/wordml" xmlns:wps="http://schemas.microsoft.com/office/word/2010/wordprocessingShape" mc:Ignorable="w14 w15 w16se w16cid w16 w16cex w16sdtdh wp14">
+<w:hdr xmlns:wpc="http://schemas.microsoft.com/office/word/2010/wordprocessingCanvas" xmlns:cx="http://schemas.microsoft.com/office/drawing/2014/chartex" xmlns:cx1="http://schemas.microsoft.com/office/drawing/2015/9/8/chartex" xmlns:cx2="http://schemas.microsoft.com/office/drawing/2015/10/21/chartex" xmlns:cx3="http://schemas.microsoft.com/office/drawing/2016/5/9/chartex" xmlns:cx4="http://schemas.microsoft.com/office/drawing/2016/5/10/chartex" xmlns:cx5="http://schemas.microsoft.com/office/drawing/2016/5/11/chartex" xmlns:cx6="http://schemas.microsoft.com/office/drawing/2016/5/12/chartex" xmlns:cx7="http://schemas.microsoft.com/office/drawing/2016/5/13/chartex" xmlns:cx8="http://schemas.microsoft.com/office/drawing/2016/5/14/chartex" xmlns:mc="http://schemas.openxmlformats.org/markup-compatibility/2006" xmlns:aink="http://schemas.microsoft.com/office/drawing/2016/ink" xmlns:am3d="http://schemas.microsoft.com/office/drawing/2017/model3d" xmlns:o="urn:schemas-microsoft-com:office:office" xmlns:oel="http://schemas.microsoft.com/office/2019/extlst" xmlns:r="http://schemas.openxmlformats.org/officeDocument/2006/relationships" xmlns:m="http://schemas.openxmlformats.org/officeDocument/2006/math" xmlns:v="urn:schemas-microsoft-com:vml" xmlns:wp14="http://schemas.microsoft.com/office/word/2010/wordprocessingDrawing" xmlns:wp="http://schemas.openxmlformats.org/drawingml/2006/wordprocessingDrawing" xmlns:w10="urn:schemas-microsoft-com:office:word" xmlns:w="http://schemas.openxmlformats.org/wordprocessingml/2006/main" xmlns:w14="http://schemas.microsoft.com/office/word/2010/wordml" xmlns:w15="http://schemas.microsoft.com/office/word/2012/wordml" xmlns:w16cex="http://schemas.microsoft.com/office/word/2018/wordml/cex" xmlns:w16cid="http://schemas.microsoft.com/office/word/2016/wordml/cid" xmlns:w16="http://schemas.microsoft.com/office/word/2018/wordml" xmlns:w16du="http://schemas.microsoft.com/office/word/2023/wordml/word16du" xmlns:w16sdtdh="http://schemas.microsoft.com/office/word/2020/wordml/sdtdatahash" xmlns:w16se="http://schemas.microsoft.com/office/word/2015/wordml/symex" xmlns:wpg="http://schemas.microsoft.com/office/word/2010/wordprocessingGroup" xmlns:wpi="http://schemas.microsoft.com/office/word/2010/wordprocessingInk" xmlns:wne="http://schemas.microsoft.com/office/word/2006/wordml" xmlns:wps="http://schemas.microsoft.com/office/word/2010/wordprocessingShape" mc:Ignorable="w14 w15 w16se w16cid w16 w16cex w16sdtdh w16du wp14">
   <w:p>
     <w:pPr>
       <w:ind w:firstLine="360"/>
@@ -984,7 +930,7 @@
 </file>
 
 <file path=word/numbering.xml><?xml version="1.0" encoding="utf-8"?>
-<w:numbering xmlns:wpc="http://schemas.microsoft.com/office/word/2010/wordprocessingCanvas" xmlns:cx="http://schemas.microsoft.com/office/drawing/2014/chartex" xmlns:cx1="http://schemas.microsoft.com/office/drawing/2015/9/8/chartex" xmlns:cx2="http://schemas.microsoft.com/office/drawing/2015/10/21/chartex" xmlns:cx3="http://schemas.microsoft.com/office/drawing/2016/5/9/chartex" xmlns:cx4="http://schemas.microsoft.com/office/drawing/2016/5/10/chartex" xmlns:cx5="http://schemas.microsoft.com/office/drawing/2016/5/11/chartex" xmlns:cx6="http://schemas.microsoft.com/office/drawing/2016/5/12/chartex" xmlns:cx7="http://schemas.microsoft.com/office/drawing/2016/5/13/chartex" xmlns:cx8="http://schemas.microsoft.com/office/drawing/2016/5/14/chartex" xmlns:mc="http://schemas.openxmlformats.org/markup-compatibility/2006" xmlns:aink="http://schemas.microsoft.com/office/drawing/2016/ink" xmlns:am3d="http://schemas.microsoft.com/office/drawing/2017/model3d" xmlns:o="urn:schemas-microsoft-com:office:office" xmlns:oel="http://schemas.microsoft.com/office/2019/extlst" xmlns:r="http://schemas.openxmlformats.org/officeDocument/2006/relationships" xmlns:m="http://schemas.openxmlformats.org/officeDocument/2006/math" xmlns:v="urn:schemas-microsoft-com:vml" xmlns:wp14="http://schemas.microsoft.com/office/word/2010/wordprocessingDrawing" xmlns:wp="http://schemas.openxmlformats.org/drawingml/2006/wordprocessingDrawing" xmlns:w10="urn:schemas-microsoft-com:office:word" xmlns:w="http://schemas.openxmlformats.org/wordprocessingml/2006/main" xmlns:w14="http://schemas.microsoft.com/office/word/2010/wordml" xmlns:w15="http://schemas.microsoft.com/office/word/2012/wordml" xmlns:w16cex="http://schemas.microsoft.com/office/word/2018/wordml/cex" xmlns:w16cid="http://schemas.microsoft.com/office/word/2016/wordml/cid" xmlns:w16="http://schemas.microsoft.com/office/word/2018/wordml" xmlns:w16sdtdh="http://schemas.microsoft.com/office/word/2020/wordml/sdtdatahash" xmlns:w16se="http://schemas.microsoft.com/office/word/2015/wordml/symex" xmlns:wpg="http://schemas.microsoft.com/office/word/2010/wordprocessingGroup" xmlns:wpi="http://schemas.microsoft.com/office/word/2010/wordprocessingInk" xmlns:wne="http://schemas.microsoft.com/office/word/2006/wordml" xmlns:wps="http://schemas.microsoft.com/office/word/2010/wordprocessingShape" mc:Ignorable="w14 w15 w16se w16cid w16 w16cex w16sdtdh wp14">
+<w:numbering xmlns:wpc="http://schemas.microsoft.com/office/word/2010/wordprocessingCanvas" xmlns:cx="http://schemas.microsoft.com/office/drawing/2014/chartex" xmlns:cx1="http://schemas.microsoft.com/office/drawing/2015/9/8/chartex" xmlns:cx2="http://schemas.microsoft.com/office/drawing/2015/10/21/chartex" xmlns:cx3="http://schemas.microsoft.com/office/drawing/2016/5/9/chartex" xmlns:cx4="http://schemas.microsoft.com/office/drawing/2016/5/10/chartex" xmlns:cx5="http://schemas.microsoft.com/office/drawing/2016/5/11/chartex" xmlns:cx6="http://schemas.microsoft.com/office/drawing/2016/5/12/chartex" xmlns:cx7="http://schemas.microsoft.com/office/drawing/2016/5/13/chartex" xmlns:cx8="http://schemas.microsoft.com/office/drawing/2016/5/14/chartex" xmlns:mc="http://schemas.openxmlformats.org/markup-compatibility/2006" xmlns:aink="http://schemas.microsoft.com/office/drawing/2016/ink" xmlns:am3d="http://schemas.microsoft.com/office/drawing/2017/model3d" xmlns:o="urn:schemas-microsoft-com:office:office" xmlns:oel="http://schemas.microsoft.com/office/2019/extlst" xmlns:r="http://schemas.openxmlformats.org/officeDocument/2006/relationships" xmlns:m="http://schemas.openxmlformats.org/officeDocument/2006/math" xmlns:v="urn:schemas-microsoft-com:vml" xmlns:wp14="http://schemas.microsoft.com/office/word/2010/wordprocessingDrawing" xmlns:wp="http://schemas.openxmlformats.org/drawingml/2006/wordprocessingDrawing" xmlns:w10="urn:schemas-microsoft-com:office:word" xmlns:w="http://schemas.openxmlformats.org/wordprocessingml/2006/main" xmlns:w14="http://schemas.microsoft.com/office/word/2010/wordml" xmlns:w15="http://schemas.microsoft.com/office/word/2012/wordml" xmlns:w16cex="http://schemas.microsoft.com/office/word/2018/wordml/cex" xmlns:w16cid="http://schemas.microsoft.com/office/word/2016/wordml/cid" xmlns:w16="http://schemas.microsoft.com/office/word/2018/wordml" xmlns:w16du="http://schemas.microsoft.com/office/word/2023/wordml/word16du" xmlns:w16sdtdh="http://schemas.microsoft.com/office/word/2020/wordml/sdtdatahash" xmlns:w16se="http://schemas.microsoft.com/office/word/2015/wordml/symex" xmlns:wpg="http://schemas.microsoft.com/office/word/2010/wordprocessingGroup" xmlns:wpi="http://schemas.microsoft.com/office/word/2010/wordprocessingInk" xmlns:wne="http://schemas.microsoft.com/office/word/2006/wordml" xmlns:wps="http://schemas.microsoft.com/office/word/2010/wordprocessingShape" mc:Ignorable="w14 w15 w16se w16cid w16 w16cex w16sdtdh w16du wp14">
   <w:abstractNum w:abstractNumId="0" w15:restartNumberingAfterBreak="0">
     <w:nsid w:val="FFFFFF7E"/>
     <w:multiLevelType w:val="singleLevel"/>
@@ -8004,7 +7950,7 @@
 </file>
 
 <file path=word/styles.xml><?xml version="1.0" encoding="utf-8"?>
-<w:styles xmlns:mc="http://schemas.openxmlformats.org/markup-compatibility/2006" xmlns:r="http://schemas.openxmlformats.org/officeDocument/2006/relationships" xmlns:w="http://schemas.openxmlformats.org/wordprocessingml/2006/main" xmlns:w14="http://schemas.microsoft.com/office/word/2010/wordml" xmlns:w15="http://schemas.microsoft.com/office/word/2012/wordml" xmlns:w16cex="http://schemas.microsoft.com/office/word/2018/wordml/cex" xmlns:w16cid="http://schemas.microsoft.com/office/word/2016/wordml/cid" xmlns:w16="http://schemas.microsoft.com/office/word/2018/wordml" xmlns:w16sdtdh="http://schemas.microsoft.com/office/word/2020/wordml/sdtdatahash" xmlns:w16se="http://schemas.microsoft.com/office/word/2015/wordml/symex" mc:Ignorable="w14 w15 w16se w16cid w16 w16cex w16sdtdh">
+<w:styles xmlns:mc="http://schemas.openxmlformats.org/markup-compatibility/2006" xmlns:r="http://schemas.openxmlformats.org/officeDocument/2006/relationships" xmlns:w="http://schemas.openxmlformats.org/wordprocessingml/2006/main" xmlns:w14="http://schemas.microsoft.com/office/word/2010/wordml" xmlns:w15="http://schemas.microsoft.com/office/word/2012/wordml" xmlns:w16cex="http://schemas.microsoft.com/office/word/2018/wordml/cex" xmlns:w16cid="http://schemas.microsoft.com/office/word/2016/wordml/cid" xmlns:w16="http://schemas.microsoft.com/office/word/2018/wordml" xmlns:w16du="http://schemas.microsoft.com/office/word/2023/wordml/word16du" xmlns:w16sdtdh="http://schemas.microsoft.com/office/word/2020/wordml/sdtdatahash" xmlns:w16se="http://schemas.microsoft.com/office/word/2015/wordml/symex" mc:Ignorable="w14 w15 w16se w16cid w16 w16cex w16sdtdh w16du">
   <w:docDefaults>
     <w:rPrDefault>
       <w:rPr>
